--- a/WebContent/docx/PD-L1检测报告-湖南省脑科医院.docx
+++ b/WebContent/docx/PD-L1检测报告-湖南省脑科医院.docx
@@ -427,7 +427,6 @@
           </wp:anchor>
         </w:drawing>
       </w:r>
-      <w:bookmarkStart w:id="3" w:name="_GoBack"/>
       <w:r>
         <w:rPr>
           <w:lang w:eastAsia="zh-CN"/>
@@ -479,7 +478,6 @@
           </wp:anchor>
         </w:drawing>
       </w:r>
-      <w:bookmarkEnd w:id="3"/>
     </w:p>
     <w:p>
       <w:pPr>
@@ -511,9 +509,9 @@
           <w:sz w:val="48"/>
         </w:rPr>
       </w:pPr>
-      <w:bookmarkStart w:id="0" w:name="_Toc500164193"/>
-      <w:bookmarkStart w:id="1" w:name="_Toc500163468"/>
-      <w:bookmarkStart w:id="2" w:name="_Toc500263098"/>
+      <w:bookmarkStart w:id="0" w:name="_Toc500163468"/>
+      <w:bookmarkStart w:id="1" w:name="_Toc500263098"/>
+      <w:bookmarkStart w:id="2" w:name="_Toc500164193"/>
     </w:p>
     <w:p>
       <w:pPr>
@@ -2461,15 +2459,26 @@
                 <w:szCs w:val="16"/>
                 <w:lang w:bidi="ar"/>
               </w:rPr>
-              <w:t>检测人：</w:t>
+              <w:t>检测</w:t>
+            </w:r>
+            <w:r>
+              <w:rPr>
+                <w:rFonts w:hint="eastAsia" w:ascii="微软雅黑" w:hAnsi="微软雅黑" w:eastAsia="微软雅黑" w:cs="Times New Roman"/>
+                <w:b/>
+                <w:color w:val="000000"/>
+                <w:sz w:val="16"/>
+                <w:szCs w:val="16"/>
+                <w:lang w:bidi="ar"/>
+              </w:rPr>
+              <w:t>人：</w:t>
             </w:r>
             <w:r>
               <w:rPr>
                 <w:rFonts w:hint="eastAsia" w:ascii="Calibri" w:hAnsi="Calibri" w:eastAsia="宋体" w:cs="Times New Roman"/>
                 <w:b/>
                 <w:color w:val="000000"/>
-                <w:sz w:val="18"/>
-                <w:szCs w:val="18"/>
+                <w:sz w:val="16"/>
+                <w:szCs w:val="16"/>
                 <w:lang w:bidi="ar"/>
               </w:rPr>
               <w:t>{{</w:t>
@@ -2479,8 +2488,8 @@
                 <w:rFonts w:ascii="Calibri" w:hAnsi="Calibri" w:eastAsia="宋体" w:cs="Times New Roman"/>
                 <w:b/>
                 <w:color w:val="000000"/>
-                <w:sz w:val="18"/>
-                <w:szCs w:val="18"/>
+                <w:sz w:val="16"/>
+                <w:szCs w:val="16"/>
                 <w:lang w:bidi="ar"/>
               </w:rPr>
               <w:t xml:space="preserve"> PDInfo</w:t>
@@ -2490,8 +2499,8 @@
                 <w:rFonts w:hint="eastAsia" w:ascii="Calibri" w:hAnsi="Calibri" w:eastAsia="宋体" w:cs="Times New Roman"/>
                 <w:b/>
                 <w:color w:val="000000"/>
-                <w:sz w:val="18"/>
-                <w:szCs w:val="18"/>
+                <w:sz w:val="16"/>
+                <w:szCs w:val="16"/>
                 <w:lang w:bidi="ar"/>
               </w:rPr>
               <w:t>.</w:t>
@@ -2501,8 +2510,8 @@
                 <w:rFonts w:ascii="Calibri" w:hAnsi="Calibri" w:eastAsia="宋体" w:cs="Times New Roman"/>
                 <w:b/>
                 <w:color w:val="000000"/>
-                <w:sz w:val="18"/>
-                <w:szCs w:val="18"/>
+                <w:sz w:val="16"/>
+                <w:szCs w:val="16"/>
                 <w:lang w:bidi="ar"/>
               </w:rPr>
               <w:t>reporter</w:t>
@@ -2512,8 +2521,8 @@
                 <w:rFonts w:hint="eastAsia" w:ascii="Calibri" w:hAnsi="Calibri" w:eastAsia="宋体" w:cs="Times New Roman"/>
                 <w:b/>
                 <w:color w:val="000000"/>
-                <w:sz w:val="18"/>
-                <w:szCs w:val="18"/>
+                <w:sz w:val="16"/>
+                <w:szCs w:val="16"/>
                 <w:lang w:bidi="ar"/>
               </w:rPr>
               <w:t xml:space="preserve"> }}</w:t>
@@ -2549,9 +2558,20 @@
                 <w:color w:val="000000"/>
                 <w:sz w:val="16"/>
                 <w:szCs w:val="16"/>
+                <w:lang w:val="en-US" w:eastAsia="zh-CN" w:bidi="ar"/>
+              </w:rPr>
+              <w:t>复核人</w:t>
+            </w:r>
+            <w:r>
+              <w:rPr>
+                <w:rFonts w:hint="eastAsia" w:ascii="微软雅黑" w:hAnsi="微软雅黑" w:eastAsia="微软雅黑" w:cs="Arial"/>
+                <w:b/>
+                <w:color w:val="000000"/>
+                <w:sz w:val="16"/>
+                <w:szCs w:val="16"/>
                 <w:lang w:bidi="ar"/>
               </w:rPr>
-              <w:t>审核医生：</w:t>
+              <w:t>：</w:t>
             </w:r>
           </w:p>
         </w:tc>
@@ -2568,17 +2588,30 @@
           </w:tcPr>
           <w:p>
             <w:pPr>
-              <w:jc w:val="center"/>
+              <w:jc w:val="left"/>
             </w:pPr>
             <w:r>
               <w:rPr>
-                <w:rFonts w:ascii="Calibri" w:hAnsi="Calibri" w:eastAsia="宋体" w:cs="Arial"/>
+                <w:rFonts w:hint="eastAsia" w:eastAsia="微软雅黑"/>
+                <w:b/>
+                <w:bCs/>
+                <w:sz w:val="16"/>
+                <w:szCs w:val="16"/>
+                <w:lang w:eastAsia="zh-CN"/>
               </w:rPr>
               <w:drawing>
-                <wp:inline distT="0" distB="0" distL="114300" distR="114300">
-                  <wp:extent cx="579120" cy="243840"/>
-                  <wp:effectExtent l="0" t="0" r="0" b="0"/>
-                  <wp:docPr id="7" name="Picture 6"/>
+                <wp:anchor distT="0" distB="0" distL="114300" distR="114300" simplePos="0" relativeHeight="251669504" behindDoc="0" locked="0" layoutInCell="1" allowOverlap="1">
+                  <wp:simplePos x="0" y="0"/>
+                  <wp:positionH relativeFrom="column">
+                    <wp:posOffset>778510</wp:posOffset>
+                  </wp:positionH>
+                  <wp:positionV relativeFrom="paragraph">
+                    <wp:posOffset>-92075</wp:posOffset>
+                  </wp:positionV>
+                  <wp:extent cx="495935" cy="280670"/>
+                  <wp:effectExtent l="0" t="0" r="0" b="9525"/>
+                  <wp:wrapNone/>
+                  <wp:docPr id="8" name="图片 8" descr="王建丽"/>
                   <wp:cNvGraphicFramePr>
                     <a:graphicFrameLocks xmlns:a="http://schemas.openxmlformats.org/drawingml/2006/main" noChangeAspect="1"/>
                   </wp:cNvGraphicFramePr>
@@ -2586,13 +2619,27 @@
                     <a:graphicData uri="http://schemas.openxmlformats.org/drawingml/2006/picture">
                       <pic:pic xmlns:pic="http://schemas.openxmlformats.org/drawingml/2006/picture">
                         <pic:nvPicPr>
-                          <pic:cNvPr id="7" name="Picture 6"/>
+                          <pic:cNvPr id="8" name="图片 8" descr="王建丽"/>
                           <pic:cNvPicPr>
                             <a:picLocks noChangeAspect="1"/>
                           </pic:cNvPicPr>
                         </pic:nvPicPr>
                         <pic:blipFill>
-                          <a:blip r:embed="rId11"/>
+                          <a:blip r:embed="rId11">
+                            <a:clrChange>
+                              <a:clrFrom>
+                                <a:srgbClr val="FFFFFF">
+                                  <a:alpha val="100000"/>
+                                </a:srgbClr>
+                              </a:clrFrom>
+                              <a:clrTo>
+                                <a:srgbClr val="FFFFFF">
+                                  <a:alpha val="100000"/>
+                                  <a:alpha val="0"/>
+                                </a:srgbClr>
+                              </a:clrTo>
+                            </a:clrChange>
+                          </a:blip>
                           <a:stretch>
                             <a:fillRect/>
                           </a:stretch>
@@ -2600,21 +2647,28 @@
                         <pic:spPr>
                           <a:xfrm>
                             <a:off x="0" y="0"/>
-                            <a:ext cx="579120" cy="243840"/>
+                            <a:ext cx="495935" cy="280670"/>
                           </a:xfrm>
                           <a:prstGeom prst="rect">
                             <a:avLst/>
                           </a:prstGeom>
-                          <a:noFill/>
-                          <a:ln>
-                            <a:noFill/>
-                          </a:ln>
                         </pic:spPr>
                       </pic:pic>
                     </a:graphicData>
                   </a:graphic>
-                </wp:inline>
+                </wp:anchor>
               </w:drawing>
+            </w:r>
+            <w:r>
+              <w:rPr>
+                <w:rFonts w:hint="eastAsia" w:eastAsia="微软雅黑"/>
+                <w:b/>
+                <w:bCs/>
+                <w:sz w:val="16"/>
+                <w:szCs w:val="16"/>
+                <w:lang w:eastAsia="zh-CN"/>
+              </w:rPr>
+              <w:t>临检所复核人，</w:t>
             </w:r>
           </w:p>
         </w:tc>
@@ -2748,6 +2802,8 @@
           <w:cols w:space="720" w:num="1"/>
         </w:sectPr>
       </w:pPr>
+      <w:bookmarkStart w:id="3" w:name="_GoBack"/>
+      <w:bookmarkEnd w:id="3"/>
       <w:r>
         <w:drawing>
           <wp:anchor distT="0" distB="0" distL="0" distR="0" simplePos="0" relativeHeight="251666432" behindDoc="0" locked="0" layoutInCell="1" allowOverlap="1">
@@ -2842,7 +2898,12 @@
             <w:insideH w:val="single" w:color="365F91" w:sz="12" w:space="0"/>
             <w:insideV w:val="single" w:color="365F91" w:sz="12" w:space="0"/>
           </w:tblBorders>
-          <w:shd w:val="clear" w:color="auto" w:fill="62B541"/>
+          <w:tblCellMar>
+            <w:top w:w="0" w:type="dxa"/>
+            <w:left w:w="108" w:type="dxa"/>
+            <w:bottom w:w="0" w:type="dxa"/>
+            <w:right w:w="108" w:type="dxa"/>
+          </w:tblCellMar>
         </w:tblPrEx>
         <w:trPr>
           <w:trHeight w:val="885" w:hRule="atLeast"/>
@@ -8681,7 +8742,6 @@
   <customSectProps>
     <customSectPr/>
     <customSectPr/>
-    <customSectPr/>
   </customSectProps>
   <customShpExts>
     <customShpInfo spid="_x0000_s1026" textRotate="1"/>

--- a/WebContent/docx/PD-L1检测报告-湖南省脑科医院.docx
+++ b/WebContent/docx/PD-L1检测报告-湖南省脑科医院.docx
@@ -509,9 +509,9 @@
           <w:sz w:val="48"/>
         </w:rPr>
       </w:pPr>
-      <w:bookmarkStart w:id="0" w:name="_Toc500163468"/>
-      <w:bookmarkStart w:id="1" w:name="_Toc500263098"/>
-      <w:bookmarkStart w:id="2" w:name="_Toc500164193"/>
+      <w:bookmarkStart w:id="0" w:name="_Toc500164193"/>
+      <w:bookmarkStart w:id="1" w:name="_Toc500163468"/>
+      <w:bookmarkStart w:id="2" w:name="_Toc500263098"/>
     </w:p>
     <w:p>
       <w:pPr>
@@ -2459,18 +2459,7 @@
                 <w:szCs w:val="16"/>
                 <w:lang w:bidi="ar"/>
               </w:rPr>
-              <w:t>检测</w:t>
-            </w:r>
-            <w:r>
-              <w:rPr>
-                <w:rFonts w:hint="eastAsia" w:ascii="微软雅黑" w:hAnsi="微软雅黑" w:eastAsia="微软雅黑" w:cs="Times New Roman"/>
-                <w:b/>
-                <w:color w:val="000000"/>
-                <w:sz w:val="16"/>
-                <w:szCs w:val="16"/>
-                <w:lang w:bidi="ar"/>
-              </w:rPr>
-              <w:t>人：</w:t>
+              <w:t>检测人：</w:t>
             </w:r>
             <w:r>
               <w:rPr>
@@ -2590,6 +2579,7 @@
             <w:pPr>
               <w:jc w:val="left"/>
             </w:pPr>
+            <w:bookmarkStart w:id="3" w:name="_GoBack"/>
             <w:r>
               <w:rPr>
                 <w:rFonts w:hint="eastAsia" w:eastAsia="微软雅黑"/>
@@ -2603,10 +2593,10 @@
                 <wp:anchor distT="0" distB="0" distL="114300" distR="114300" simplePos="0" relativeHeight="251669504" behindDoc="0" locked="0" layoutInCell="1" allowOverlap="1">
                   <wp:simplePos x="0" y="0"/>
                   <wp:positionH relativeFrom="column">
-                    <wp:posOffset>778510</wp:posOffset>
+                    <wp:posOffset>8890</wp:posOffset>
                   </wp:positionH>
                   <wp:positionV relativeFrom="paragraph">
-                    <wp:posOffset>-92075</wp:posOffset>
+                    <wp:posOffset>-76835</wp:posOffset>
                   </wp:positionV>
                   <wp:extent cx="495935" cy="280670"/>
                   <wp:effectExtent l="0" t="0" r="0" b="9525"/>
@@ -2659,17 +2649,7 @@
                 </wp:anchor>
               </w:drawing>
             </w:r>
-            <w:r>
-              <w:rPr>
-                <w:rFonts w:hint="eastAsia" w:eastAsia="微软雅黑"/>
-                <w:b/>
-                <w:bCs/>
-                <w:sz w:val="16"/>
-                <w:szCs w:val="16"/>
-                <w:lang w:eastAsia="zh-CN"/>
-              </w:rPr>
-              <w:t>临检所复核人，</w:t>
-            </w:r>
+            <w:bookmarkEnd w:id="3"/>
           </w:p>
         </w:tc>
         <w:tc>
@@ -2802,8 +2782,6 @@
           <w:cols w:space="720" w:num="1"/>
         </w:sectPr>
       </w:pPr>
-      <w:bookmarkStart w:id="3" w:name="_GoBack"/>
-      <w:bookmarkEnd w:id="3"/>
       <w:r>
         <w:drawing>
           <wp:anchor distT="0" distB="0" distL="0" distR="0" simplePos="0" relativeHeight="251666432" behindDoc="0" locked="0" layoutInCell="1" allowOverlap="1">
@@ -2898,12 +2876,7 @@
             <w:insideH w:val="single" w:color="365F91" w:sz="12" w:space="0"/>
             <w:insideV w:val="single" w:color="365F91" w:sz="12" w:space="0"/>
           </w:tblBorders>
-          <w:tblCellMar>
-            <w:top w:w="0" w:type="dxa"/>
-            <w:left w:w="108" w:type="dxa"/>
-            <w:bottom w:w="0" w:type="dxa"/>
-            <w:right w:w="108" w:type="dxa"/>
-          </w:tblCellMar>
+          <w:shd w:val="clear" w:color="auto" w:fill="62B541"/>
         </w:tblPrEx>
         <w:trPr>
           <w:trHeight w:val="885" w:hRule="atLeast"/>

--- a/WebContent/docx/PD-L1检测报告-湖南省脑科医院.docx
+++ b/WebContent/docx/PD-L1检测报告-湖南省脑科医院.docx
@@ -40,7 +40,7 @@
                     </pic:cNvPicPr>
                   </pic:nvPicPr>
                   <pic:blipFill>
-                    <a:blip r:embed="rId8"/>
+                    <a:blip r:embed="rId10"/>
                     <a:stretch>
                       <a:fillRect/>
                     </a:stretch>
@@ -402,7 +402,7 @@
                     </pic:cNvPicPr>
                   </pic:nvPicPr>
                   <pic:blipFill>
-                    <a:blip r:embed="rId9"/>
+                    <a:blip r:embed="rId11"/>
                     <a:srcRect/>
                     <a:stretch>
                       <a:fillRect/>
@@ -457,7 +457,7 @@
                     </pic:cNvPicPr>
                   </pic:nvPicPr>
                   <pic:blipFill>
-                    <a:blip r:embed="rId10"/>
+                    <a:blip r:embed="rId12"/>
                     <a:srcRect l="1400" t="66" r="1581" b="-6"/>
                     <a:stretch>
                       <a:fillRect/>
@@ -509,9 +509,9 @@
           <w:sz w:val="48"/>
         </w:rPr>
       </w:pPr>
-      <w:bookmarkStart w:id="0" w:name="_Toc500164193"/>
-      <w:bookmarkStart w:id="1" w:name="_Toc500163468"/>
-      <w:bookmarkStart w:id="2" w:name="_Toc500263098"/>
+      <w:bookmarkStart w:id="0" w:name="_Toc500263098"/>
+      <w:bookmarkStart w:id="1" w:name="_Toc500164193"/>
+      <w:bookmarkStart w:id="2" w:name="_Toc500163468"/>
     </w:p>
     <w:p>
       <w:pPr>
@@ -2579,7 +2579,6 @@
             <w:pPr>
               <w:jc w:val="left"/>
             </w:pPr>
-            <w:bookmarkStart w:id="3" w:name="_GoBack"/>
             <w:r>
               <w:rPr>
                 <w:rFonts w:hint="eastAsia" w:eastAsia="微软雅黑"/>
@@ -2615,7 +2614,7 @@
                           </pic:cNvPicPr>
                         </pic:nvPicPr>
                         <pic:blipFill>
-                          <a:blip r:embed="rId11">
+                          <a:blip r:embed="rId13">
                             <a:clrChange>
                               <a:clrFrom>
                                 <a:srgbClr val="FFFFFF">
@@ -2649,7 +2648,6 @@
                 </wp:anchor>
               </w:drawing>
             </w:r>
-            <w:bookmarkEnd w:id="3"/>
           </w:p>
         </w:tc>
         <w:tc>
@@ -2809,7 +2807,7 @@
                     </pic:cNvPicPr>
                   </pic:nvPicPr>
                   <pic:blipFill>
-                    <a:blip r:embed="rId12">
+                    <a:blip r:embed="rId14">
                       <a:extLst>
                         <a:ext uri="{28A0092B-C50C-407E-A947-70E740481C1C}">
                           <a14:useLocalDpi xmlns:a14="http://schemas.microsoft.com/office/drawing/2010/main" val="0"/>
@@ -2876,7 +2874,12 @@
             <w:insideH w:val="single" w:color="365F91" w:sz="12" w:space="0"/>
             <w:insideV w:val="single" w:color="365F91" w:sz="12" w:space="0"/>
           </w:tblBorders>
-          <w:shd w:val="clear" w:color="auto" w:fill="62B541"/>
+          <w:tblCellMar>
+            <w:top w:w="0" w:type="dxa"/>
+            <w:left w:w="108" w:type="dxa"/>
+            <w:bottom w:w="0" w:type="dxa"/>
+            <w:right w:w="108" w:type="dxa"/>
+          </w:tblCellMar>
         </w:tblPrEx>
         <w:trPr>
           <w:trHeight w:val="885" w:hRule="atLeast"/>
@@ -4377,8 +4380,6 @@
     </w:p>
     <w:p>
       <w:pPr>
-        <w:widowControl/>
-        <w:jc w:val="left"/>
         <w:rPr>
           <w:rFonts w:ascii="Calibri" w:hAnsi="Calibri" w:eastAsia="微软雅黑" w:cs="宋体"/>
           <w:b/>
@@ -4388,15 +4389,1023 @@
           <w:sz w:val="24"/>
           <w:szCs w:val="24"/>
         </w:rPr>
+        <w:sectPr>
+          <w:headerReference r:id="rId5" w:type="default"/>
+          <w:footerReference r:id="rId6" w:type="default"/>
+          <w:pgSz w:w="11910" w:h="16840"/>
+          <w:pgMar w:top="1540" w:right="880" w:bottom="920" w:left="1020" w:header="709" w:footer="656" w:gutter="0"/>
+          <w:pgNumType w:fmt="decimal"/>
+          <w:cols w:space="720" w:num="1"/>
+        </w:sectPr>
+      </w:pPr>
+      <w:r>
+        <w:rPr>
+          <w:rFonts w:ascii="Calibri" w:hAnsi="Calibri" w:eastAsia="微软雅黑" w:cs="宋体"/>
+          <w:b/>
+          <w:bCs/>
+          <w:color w:val="62B541"/>
+          <w:kern w:val="44"/>
+          <w:sz w:val="24"/>
+          <w:szCs w:val="24"/>
+        </w:rPr>
+        <w:br w:type="page"/>
+      </w:r>
+    </w:p>
+    <w:p>
+      <w:pPr>
+        <w:widowControl/>
+        <w:rPr>
+          <w:rFonts w:ascii="Times New Roman" w:hAnsi="Times New Roman" w:eastAsia="微软雅黑" w:cs="Times New Roman"/>
+          <w:b/>
+          <w:bCs/>
+          <w:sz w:val="24"/>
+          <w:szCs w:val="22"/>
+          <w:lang w:val="en-US" w:eastAsia="zh-CN" w:bidi="ar-SA"/>
+        </w:rPr>
+      </w:pPr>
+      <w:r>
+        <w:rPr>
+          <w:rFonts w:hint="eastAsia" w:ascii="Times New Roman" w:hAnsi="Times New Roman" w:eastAsia="微软雅黑" w:cs="Times New Roman"/>
+          <w:b/>
+          <w:bCs/>
+          <w:sz w:val="24"/>
+          <w:szCs w:val="22"/>
+          <w:lang w:val="en-US" w:eastAsia="zh-CN" w:bidi="ar-SA"/>
+        </w:rPr>
+        <w:t>广州诺禾医学检验实验室</w:t>
+      </w:r>
+    </w:p>
+    <w:p>
+      <w:pPr>
+        <w:widowControl/>
+        <w:rPr>
+          <w:rFonts w:ascii="Times New Roman" w:hAnsi="Times New Roman" w:eastAsia="微软雅黑" w:cs="Times New Roman"/>
+          <w:sz w:val="24"/>
+          <w:szCs w:val="22"/>
+          <w:lang w:val="en-US" w:eastAsia="zh-CN" w:bidi="ar-SA"/>
+        </w:rPr>
+      </w:pPr>
+      <w:r>
+        <w:rPr>
+          <w:rFonts w:hint="eastAsia" w:ascii="Times New Roman" w:hAnsi="Times New Roman" w:eastAsia="微软雅黑" w:cs="Times New Roman"/>
+          <w:sz w:val="24"/>
+          <w:szCs w:val="22"/>
+          <w:lang w:val="en-US" w:eastAsia="zh-CN" w:bidi="ar-SA"/>
+        </w:rPr>
+        <w:t>广州市黄埔区开源大道11号C6栋702室</w:t>
+      </w:r>
+    </w:p>
+    <w:p>
+      <w:pPr>
+        <w:widowControl/>
+        <w:rPr>
+          <w:rFonts w:ascii="Times New Roman" w:hAnsi="Times New Roman" w:eastAsia="微软雅黑" w:cs="Times New Roman"/>
+          <w:b/>
+          <w:bCs/>
+          <w:sz w:val="24"/>
+          <w:szCs w:val="22"/>
+          <w:lang w:val="en-US" w:eastAsia="zh-CN" w:bidi="ar-SA"/>
+        </w:rPr>
       </w:pPr>
     </w:p>
+    <w:p>
+      <w:pPr>
+        <w:widowControl/>
+        <w:rPr>
+          <w:rFonts w:ascii="Times New Roman" w:hAnsi="Times New Roman" w:eastAsia="微软雅黑" w:cs="Times New Roman"/>
+          <w:b/>
+          <w:bCs/>
+          <w:sz w:val="24"/>
+          <w:szCs w:val="22"/>
+          <w:lang w:val="en-US" w:eastAsia="zh-CN" w:bidi="ar-SA"/>
+        </w:rPr>
+      </w:pPr>
+      <w:r>
+        <w:rPr>
+          <w:rFonts w:hint="eastAsia" w:ascii="Times New Roman" w:hAnsi="Times New Roman" w:eastAsia="微软雅黑" w:cs="Times New Roman"/>
+          <w:b/>
+          <w:bCs/>
+          <w:sz w:val="24"/>
+          <w:szCs w:val="22"/>
+          <w:lang w:val="en-US" w:eastAsia="zh-CN" w:bidi="ar-SA"/>
+        </w:rPr>
+        <w:t>上海诺禾医学检验实验室</w:t>
+      </w:r>
+    </w:p>
+    <w:p>
+      <w:pPr>
+        <w:widowControl/>
+        <w:rPr>
+          <w:rFonts w:ascii="Times New Roman" w:hAnsi="Times New Roman" w:eastAsia="微软雅黑" w:cs="Times New Roman"/>
+          <w:sz w:val="24"/>
+          <w:szCs w:val="22"/>
+          <w:lang w:val="en-US" w:eastAsia="zh-CN" w:bidi="ar-SA"/>
+        </w:rPr>
+      </w:pPr>
+      <w:r>
+        <w:rPr>
+          <w:rFonts w:hint="eastAsia" w:ascii="Times New Roman" w:hAnsi="Times New Roman" w:eastAsia="微软雅黑" w:cs="Times New Roman"/>
+          <w:sz w:val="24"/>
+          <w:szCs w:val="22"/>
+          <w:lang w:val="en-US" w:eastAsia="zh-CN" w:bidi="ar-SA"/>
+        </w:rPr>
+        <w:t>上海市闵行区绿洲环路396弄9号201室</w:t>
+      </w:r>
+      <w:bookmarkStart w:id="3" w:name="_GoBack"/>
+      <w:bookmarkEnd w:id="3"/>
+    </w:p>
+    <w:p>
+      <w:pPr>
+        <w:widowControl/>
+        <w:rPr>
+          <w:rFonts w:ascii="Times New Roman" w:hAnsi="Times New Roman" w:eastAsia="微软雅黑" w:cs="Times New Roman"/>
+          <w:b/>
+          <w:bCs/>
+          <w:sz w:val="24"/>
+          <w:szCs w:val="22"/>
+          <w:lang w:val="en-US" w:eastAsia="zh-CN" w:bidi="ar-SA"/>
+        </w:rPr>
+      </w:pPr>
+    </w:p>
+    <w:p>
+      <w:pPr>
+        <w:widowControl/>
+        <w:rPr>
+          <w:rFonts w:ascii="Times New Roman" w:hAnsi="Times New Roman" w:eastAsia="微软雅黑" w:cs="Times New Roman"/>
+          <w:b/>
+          <w:bCs/>
+          <w:sz w:val="24"/>
+          <w:szCs w:val="22"/>
+          <w:lang w:val="en-US" w:eastAsia="zh-CN" w:bidi="ar-SA"/>
+        </w:rPr>
+      </w:pPr>
+      <w:r>
+        <w:rPr>
+          <w:rFonts w:hint="eastAsia" w:ascii="Times New Roman" w:hAnsi="Times New Roman" w:eastAsia="微软雅黑" w:cs="Times New Roman"/>
+          <w:b/>
+          <w:bCs/>
+          <w:sz w:val="24"/>
+          <w:szCs w:val="22"/>
+          <w:lang w:val="en-US" w:eastAsia="zh-CN" w:bidi="ar-SA"/>
+        </w:rPr>
+        <w:t>天津诺禾医学检验实验室</w:t>
+      </w:r>
+    </w:p>
+    <w:p>
+      <w:pPr>
+        <w:widowControl/>
+        <w:rPr>
+          <w:rFonts w:ascii="Times New Roman" w:hAnsi="Times New Roman" w:eastAsia="微软雅黑" w:cs="Times New Roman"/>
+          <w:sz w:val="24"/>
+          <w:szCs w:val="22"/>
+          <w:lang w:val="en-US" w:eastAsia="zh-CN" w:bidi="ar-SA"/>
+        </w:rPr>
+      </w:pPr>
+      <w:r>
+        <w:rPr>
+          <w:rFonts w:hint="eastAsia" w:ascii="Times New Roman" w:hAnsi="Times New Roman" w:eastAsia="微软雅黑" w:cs="Times New Roman"/>
+          <w:sz w:val="24"/>
+          <w:szCs w:val="22"/>
+          <w:lang w:val="en-US" w:eastAsia="zh-CN" w:bidi="ar-SA"/>
+        </w:rPr>
+        <w:t>天津市武清区创业总部基地B07</w:t>
+      </w:r>
+    </w:p>
+    <w:p>
+      <w:pPr>
+        <w:widowControl/>
+        <w:rPr>
+          <w:rFonts w:ascii="Times New Roman" w:hAnsi="Times New Roman" w:eastAsia="微软雅黑" w:cs="Times New Roman"/>
+          <w:b/>
+          <w:bCs/>
+          <w:sz w:val="24"/>
+          <w:szCs w:val="22"/>
+          <w:lang w:val="en-US" w:eastAsia="zh-CN" w:bidi="ar-SA"/>
+        </w:rPr>
+      </w:pPr>
+    </w:p>
+    <w:p>
+      <w:pPr>
+        <w:widowControl/>
+        <w:rPr>
+          <w:rFonts w:ascii="Times New Roman" w:hAnsi="Times New Roman" w:eastAsia="等线" w:cs="宋体"/>
+          <w:sz w:val="24"/>
+          <w:szCs w:val="22"/>
+          <w:lang w:val="en-US" w:eastAsia="en-US" w:bidi="ar-SA"/>
+        </w:rPr>
+      </w:pPr>
+      <w:r>
+        <w:rPr>
+          <w:rFonts w:hint="eastAsia" w:ascii="Times New Roman" w:hAnsi="Times New Roman" w:eastAsia="微软雅黑" w:cs="Times New Roman"/>
+          <w:sz w:val="24"/>
+          <w:szCs w:val="22"/>
+          <w:lang w:val="en-US" w:eastAsia="zh-CN" w:bidi="ar-SA"/>
+        </w:rPr>
+        <w:t>T.020-32038634</w:t>
+      </w:r>
+    </w:p>
+    <w:p>
+      <w:pPr>
+        <w:widowControl/>
+        <w:rPr>
+          <w:rFonts w:ascii="Times New Roman" w:hAnsi="Times New Roman" w:eastAsia="等线" w:cs="宋体"/>
+          <w:sz w:val="24"/>
+          <w:szCs w:val="22"/>
+          <w:lang w:val="en-US" w:eastAsia="en-US" w:bidi="ar-SA"/>
+        </w:rPr>
+      </w:pPr>
+    </w:p>
+    <w:p>
+      <w:pPr>
+        <w:widowControl/>
+        <w:rPr>
+          <w:rFonts w:ascii="Times New Roman" w:hAnsi="Times New Roman" w:eastAsia="等线" w:cs="宋体"/>
+          <w:b/>
+          <w:bCs/>
+          <w:color w:val="61964C"/>
+          <w:sz w:val="28"/>
+          <w:szCs w:val="28"/>
+          <w:lang w:val="en-US" w:eastAsia="en-US" w:bidi="ar-SA"/>
+        </w:rPr>
+      </w:pPr>
+    </w:p>
+    <w:p>
+      <w:pPr>
+        <w:widowControl/>
+        <w:rPr>
+          <w:rFonts w:ascii="Times New Roman" w:hAnsi="Times New Roman" w:eastAsia="等线" w:cs="宋体"/>
+          <w:sz w:val="24"/>
+          <w:szCs w:val="22"/>
+          <w:lang w:val="en-US" w:eastAsia="en-US" w:bidi="ar-SA"/>
+        </w:rPr>
+      </w:pPr>
+    </w:p>
+    <w:p>
+      <w:pPr>
+        <w:widowControl/>
+        <w:rPr>
+          <w:rFonts w:ascii="Times New Roman" w:hAnsi="Times New Roman" w:eastAsia="等线" w:cs="宋体"/>
+          <w:sz w:val="24"/>
+          <w:szCs w:val="22"/>
+          <w:lang w:val="en-US" w:eastAsia="en-US" w:bidi="ar-SA"/>
+        </w:rPr>
+      </w:pPr>
+    </w:p>
+    <w:p>
+      <w:pPr>
+        <w:widowControl/>
+        <w:rPr>
+          <w:rFonts w:ascii="Times New Roman" w:hAnsi="Times New Roman" w:eastAsia="等线" w:cs="宋体"/>
+          <w:sz w:val="24"/>
+          <w:szCs w:val="22"/>
+          <w:lang w:val="en-US" w:eastAsia="en-US" w:bidi="ar-SA"/>
+        </w:rPr>
+      </w:pPr>
+    </w:p>
+    <w:p>
+      <w:pPr>
+        <w:widowControl/>
+        <w:rPr>
+          <w:rFonts w:ascii="Times New Roman" w:hAnsi="Times New Roman" w:eastAsia="等线" w:cs="宋体"/>
+          <w:sz w:val="24"/>
+          <w:szCs w:val="22"/>
+          <w:lang w:val="en-US" w:eastAsia="en-US" w:bidi="ar-SA"/>
+        </w:rPr>
+      </w:pPr>
+    </w:p>
+    <w:p>
+      <w:pPr>
+        <w:widowControl/>
+        <w:rPr>
+          <w:rFonts w:ascii="Times New Roman" w:hAnsi="Times New Roman" w:eastAsia="等线" w:cs="宋体"/>
+          <w:sz w:val="24"/>
+          <w:szCs w:val="22"/>
+          <w:lang w:val="en-US" w:eastAsia="en-US" w:bidi="ar-SA"/>
+        </w:rPr>
+      </w:pPr>
+    </w:p>
+    <w:p>
+      <w:pPr>
+        <w:widowControl/>
+        <w:rPr>
+          <w:rFonts w:ascii="Times New Roman" w:hAnsi="Times New Roman" w:eastAsia="等线" w:cs="宋体"/>
+          <w:sz w:val="24"/>
+          <w:szCs w:val="22"/>
+          <w:lang w:val="en-US" w:eastAsia="en-US" w:bidi="ar-SA"/>
+        </w:rPr>
+      </w:pPr>
+    </w:p>
+    <w:p>
+      <w:pPr>
+        <w:widowControl/>
+        <w:rPr>
+          <w:rFonts w:ascii="Times New Roman" w:hAnsi="Times New Roman" w:eastAsia="等线" w:cs="宋体"/>
+          <w:sz w:val="24"/>
+          <w:szCs w:val="22"/>
+          <w:lang w:val="en-US" w:eastAsia="en-US" w:bidi="ar-SA"/>
+        </w:rPr>
+      </w:pPr>
+    </w:p>
+    <w:p>
+      <w:pPr>
+        <w:widowControl/>
+        <w:rPr>
+          <w:rFonts w:ascii="Times New Roman" w:hAnsi="Times New Roman" w:eastAsia="等线" w:cs="宋体"/>
+          <w:sz w:val="24"/>
+          <w:szCs w:val="22"/>
+          <w:lang w:val="en-US" w:eastAsia="en-US" w:bidi="ar-SA"/>
+        </w:rPr>
+      </w:pPr>
+    </w:p>
+    <w:p>
+      <w:pPr>
+        <w:widowControl/>
+        <w:rPr>
+          <w:rFonts w:ascii="Times New Roman" w:hAnsi="Times New Roman" w:eastAsia="等线" w:cs="宋体"/>
+          <w:sz w:val="24"/>
+          <w:szCs w:val="22"/>
+          <w:lang w:val="en-US" w:eastAsia="en-US" w:bidi="ar-SA"/>
+        </w:rPr>
+      </w:pPr>
+    </w:p>
+    <w:p>
+      <w:pPr>
+        <w:widowControl/>
+        <w:rPr>
+          <w:rFonts w:ascii="Times New Roman" w:hAnsi="Times New Roman" w:eastAsia="等线" w:cs="宋体"/>
+          <w:sz w:val="24"/>
+          <w:szCs w:val="22"/>
+          <w:lang w:val="en-US" w:eastAsia="en-US" w:bidi="ar-SA"/>
+        </w:rPr>
+      </w:pPr>
+    </w:p>
+    <w:p>
+      <w:pPr>
+        <w:widowControl/>
+        <w:rPr>
+          <w:rFonts w:ascii="Times New Roman" w:hAnsi="Times New Roman" w:eastAsia="等线" w:cs="宋体"/>
+          <w:sz w:val="24"/>
+          <w:szCs w:val="22"/>
+          <w:lang w:val="en-US" w:eastAsia="en-US" w:bidi="ar-SA"/>
+        </w:rPr>
+      </w:pPr>
+    </w:p>
+    <w:p>
+      <w:pPr>
+        <w:widowControl/>
+        <w:rPr>
+          <w:rFonts w:ascii="Times New Roman" w:hAnsi="Times New Roman" w:eastAsia="等线" w:cs="宋体"/>
+          <w:sz w:val="24"/>
+          <w:szCs w:val="22"/>
+          <w:lang w:val="en-US" w:eastAsia="en-US" w:bidi="ar-SA"/>
+        </w:rPr>
+      </w:pPr>
+    </w:p>
+    <w:p>
+      <w:pPr>
+        <w:widowControl/>
+        <w:rPr>
+          <w:rFonts w:ascii="Times New Roman" w:hAnsi="Times New Roman" w:eastAsia="等线" w:cs="宋体"/>
+          <w:sz w:val="24"/>
+          <w:szCs w:val="22"/>
+          <w:lang w:val="en-US" w:eastAsia="en-US" w:bidi="ar-SA"/>
+        </w:rPr>
+      </w:pPr>
+    </w:p>
+    <w:p>
+      <w:pPr>
+        <w:widowControl/>
+        <w:rPr>
+          <w:rFonts w:ascii="Times New Roman" w:hAnsi="Times New Roman" w:eastAsia="等线" w:cs="宋体"/>
+          <w:sz w:val="24"/>
+          <w:szCs w:val="22"/>
+          <w:lang w:val="en-US" w:eastAsia="en-US" w:bidi="ar-SA"/>
+        </w:rPr>
+      </w:pPr>
+    </w:p>
+    <w:p>
+      <w:pPr>
+        <w:widowControl/>
+        <w:rPr>
+          <w:rFonts w:ascii="Times New Roman" w:hAnsi="Times New Roman" w:eastAsia="等线" w:cs="宋体"/>
+          <w:sz w:val="24"/>
+          <w:szCs w:val="22"/>
+          <w:lang w:val="en-US" w:eastAsia="en-US" w:bidi="ar-SA"/>
+        </w:rPr>
+      </w:pPr>
+    </w:p>
+    <w:p>
+      <w:pPr>
+        <w:widowControl/>
+        <w:rPr>
+          <w:rFonts w:ascii="Times New Roman" w:hAnsi="Times New Roman" w:eastAsia="等线" w:cs="宋体"/>
+          <w:sz w:val="24"/>
+          <w:szCs w:val="22"/>
+          <w:lang w:val="en-US" w:eastAsia="en-US" w:bidi="ar-SA"/>
+        </w:rPr>
+      </w:pPr>
+    </w:p>
+    <w:p>
+      <w:pPr>
+        <w:keepNext w:val="0"/>
+        <w:keepLines w:val="0"/>
+        <w:pageBreakBefore w:val="0"/>
+        <w:widowControl/>
+        <w:kinsoku/>
+        <w:wordWrap/>
+        <w:overflowPunct/>
+        <w:topLinePunct w:val="0"/>
+        <w:autoSpaceDE/>
+        <w:autoSpaceDN/>
+        <w:bidi w:val="0"/>
+        <w:adjustRightInd/>
+        <w:snapToGrid/>
+        <w:textAlignment w:val="auto"/>
+        <w:rPr>
+          <w:rFonts w:ascii="Times New Roman" w:hAnsi="Times New Roman" w:eastAsia="等线" w:cs="宋体"/>
+          <w:sz w:val="24"/>
+          <w:szCs w:val="22"/>
+          <w:lang w:val="en-US" w:eastAsia="zh-CN" w:bidi="ar-SA"/>
+        </w:rPr>
+      </w:pPr>
+      <w:r>
+        <w:rPr>
+          <w:rFonts w:ascii="宋体" w:hAnsi="宋体" w:eastAsia="宋体" w:cs="宋体"/>
+          <w:sz w:val="24"/>
+          <w:szCs w:val="24"/>
+          <w:lang w:val="en-US" w:eastAsia="en-US" w:bidi="ar-SA"/>
+        </w:rPr>
+        <w:drawing>
+          <wp:anchor distT="0" distB="0" distL="114935" distR="114935" simplePos="0" relativeHeight="251672576" behindDoc="0" locked="0" layoutInCell="1" allowOverlap="1">
+            <wp:simplePos x="0" y="0"/>
+            <wp:positionH relativeFrom="column">
+              <wp:posOffset>723900</wp:posOffset>
+            </wp:positionH>
+            <wp:positionV relativeFrom="paragraph">
+              <wp:posOffset>76200</wp:posOffset>
+            </wp:positionV>
+            <wp:extent cx="468630" cy="468630"/>
+            <wp:effectExtent l="0" t="0" r="3810" b="3810"/>
+            <wp:wrapNone/>
+            <wp:docPr id="7" name="图片 4" descr="IMG_256"/>
+            <wp:cNvGraphicFramePr>
+              <a:graphicFrameLocks xmlns:a="http://schemas.openxmlformats.org/drawingml/2006/main" noChangeAspect="1"/>
+            </wp:cNvGraphicFramePr>
+            <a:graphic xmlns:a="http://schemas.openxmlformats.org/drawingml/2006/main">
+              <a:graphicData uri="http://schemas.openxmlformats.org/drawingml/2006/picture">
+                <pic:pic xmlns:pic="http://schemas.openxmlformats.org/drawingml/2006/picture">
+                  <pic:nvPicPr>
+                    <pic:cNvPr id="7" name="图片 4" descr="IMG_256"/>
+                    <pic:cNvPicPr>
+                      <a:picLocks noChangeAspect="1"/>
+                    </pic:cNvPicPr>
+                  </pic:nvPicPr>
+                  <pic:blipFill>
+                    <a:blip r:embed="rId15"/>
+                    <a:stretch>
+                      <a:fillRect/>
+                    </a:stretch>
+                  </pic:blipFill>
+                  <pic:spPr>
+                    <a:xfrm>
+                      <a:off x="0" y="0"/>
+                      <a:ext cx="468630" cy="468630"/>
+                    </a:xfrm>
+                    <a:prstGeom prst="rect">
+                      <a:avLst/>
+                    </a:prstGeom>
+                    <a:noFill/>
+                    <a:ln w="9525">
+                      <a:noFill/>
+                    </a:ln>
+                  </pic:spPr>
+                </pic:pic>
+              </a:graphicData>
+            </a:graphic>
+          </wp:anchor>
+        </w:drawing>
+      </w:r>
+      <w:r>
+        <w:rPr>
+          <w:rFonts w:ascii="宋体" w:hAnsi="宋体" w:eastAsia="宋体" w:cs="宋体"/>
+          <w:sz w:val="24"/>
+          <w:szCs w:val="24"/>
+          <w:lang w:val="en-US" w:eastAsia="en-US" w:bidi="ar-SA"/>
+        </w:rPr>
+        <w:drawing>
+          <wp:anchor distT="0" distB="0" distL="114935" distR="114935" simplePos="0" relativeHeight="251671552" behindDoc="0" locked="0" layoutInCell="1" allowOverlap="1">
+            <wp:simplePos x="0" y="0"/>
+            <wp:positionH relativeFrom="column">
+              <wp:posOffset>30480</wp:posOffset>
+            </wp:positionH>
+            <wp:positionV relativeFrom="paragraph">
+              <wp:posOffset>83820</wp:posOffset>
+            </wp:positionV>
+            <wp:extent cx="439420" cy="439420"/>
+            <wp:effectExtent l="0" t="0" r="2540" b="2540"/>
+            <wp:wrapNone/>
+            <wp:docPr id="11" name="图片 3" descr="IMG_256"/>
+            <wp:cNvGraphicFramePr>
+              <a:graphicFrameLocks xmlns:a="http://schemas.openxmlformats.org/drawingml/2006/main" noChangeAspect="1"/>
+            </wp:cNvGraphicFramePr>
+            <a:graphic xmlns:a="http://schemas.openxmlformats.org/drawingml/2006/main">
+              <a:graphicData uri="http://schemas.openxmlformats.org/drawingml/2006/picture">
+                <pic:pic xmlns:pic="http://schemas.openxmlformats.org/drawingml/2006/picture">
+                  <pic:nvPicPr>
+                    <pic:cNvPr id="11" name="图片 3" descr="IMG_256"/>
+                    <pic:cNvPicPr>
+                      <a:picLocks noChangeAspect="1"/>
+                    </pic:cNvPicPr>
+                  </pic:nvPicPr>
+                  <pic:blipFill>
+                    <a:blip r:embed="rId16"/>
+                    <a:stretch>
+                      <a:fillRect/>
+                    </a:stretch>
+                  </pic:blipFill>
+                  <pic:spPr>
+                    <a:xfrm>
+                      <a:off x="0" y="0"/>
+                      <a:ext cx="439420" cy="439420"/>
+                    </a:xfrm>
+                    <a:prstGeom prst="rect">
+                      <a:avLst/>
+                    </a:prstGeom>
+                    <a:noFill/>
+                    <a:ln w="9525">
+                      <a:noFill/>
+                    </a:ln>
+                  </pic:spPr>
+                </pic:pic>
+              </a:graphicData>
+            </a:graphic>
+          </wp:anchor>
+        </w:drawing>
+      </w:r>
+      <w:r>
+        <w:rPr>
+          <w:rFonts w:hint="eastAsia" w:ascii="Times New Roman" w:hAnsi="Times New Roman" w:eastAsia="等线" w:cs="宋体"/>
+          <w:sz w:val="24"/>
+          <w:szCs w:val="22"/>
+          <w:lang w:val="en-US" w:eastAsia="zh-CN" w:bidi="ar-SA"/>
+        </w:rPr>
+        <w:tab/>
+      </w:r>
+      <w:r>
+        <w:rPr>
+          <w:rFonts w:hint="eastAsia" w:ascii="Times New Roman" w:hAnsi="Times New Roman" w:eastAsia="等线" w:cs="宋体"/>
+          <w:sz w:val="24"/>
+          <w:szCs w:val="22"/>
+          <w:lang w:val="en-US" w:eastAsia="zh-CN" w:bidi="ar-SA"/>
+        </w:rPr>
+        <w:tab/>
+      </w:r>
+      <w:r>
+        <w:rPr>
+          <w:rFonts w:hint="eastAsia" w:ascii="Times New Roman" w:hAnsi="Times New Roman" w:eastAsia="等线" w:cs="宋体"/>
+          <w:sz w:val="24"/>
+          <w:szCs w:val="22"/>
+          <w:lang w:val="en-US" w:eastAsia="zh-CN" w:bidi="ar-SA"/>
+        </w:rPr>
+        <w:tab/>
+      </w:r>
+      <w:r>
+        <w:rPr>
+          <w:rFonts w:hint="eastAsia" w:ascii="Times New Roman" w:hAnsi="Times New Roman" w:eastAsia="等线" w:cs="宋体"/>
+          <w:sz w:val="24"/>
+          <w:szCs w:val="22"/>
+          <w:lang w:val="en-US" w:eastAsia="zh-CN" w:bidi="ar-SA"/>
+        </w:rPr>
+        <w:tab/>
+      </w:r>
+      <w:r>
+        <w:rPr>
+          <w:rFonts w:hint="eastAsia" w:ascii="Times New Roman" w:hAnsi="Times New Roman" w:eastAsia="等线" w:cs="宋体"/>
+          <w:sz w:val="24"/>
+          <w:szCs w:val="22"/>
+          <w:lang w:val="en-US" w:eastAsia="zh-CN" w:bidi="ar-SA"/>
+        </w:rPr>
+        <w:tab/>
+      </w:r>
+      <w:r>
+        <w:rPr>
+          <w:rFonts w:hint="eastAsia" w:ascii="Times New Roman" w:hAnsi="Times New Roman" w:eastAsia="等线" w:cs="宋体"/>
+          <w:sz w:val="24"/>
+          <w:szCs w:val="22"/>
+          <w:lang w:val="en-US" w:eastAsia="zh-CN" w:bidi="ar-SA"/>
+        </w:rPr>
+        <w:t xml:space="preserve"> </w:t>
+      </w:r>
+      <w:r>
+        <w:rPr>
+          <w:rFonts w:ascii="Times New Roman" w:hAnsi="Times New Roman" w:eastAsia="等线" w:cs="宋体"/>
+          <w:sz w:val="24"/>
+          <w:szCs w:val="22"/>
+          <w:lang w:val="en-US" w:eastAsia="zh-CN" w:bidi="ar-SA"/>
+        </w:rPr>
+        <w:t>{{ summaryOfRresults.binary | ci(</w:t>
+      </w:r>
+      <w:r>
+        <w:rPr>
+          <w:rFonts w:hint="eastAsia" w:ascii="Times New Roman" w:hAnsi="Times New Roman" w:eastAsia="等线" w:cs="宋体"/>
+          <w:sz w:val="24"/>
+          <w:szCs w:val="22"/>
+          <w:lang w:val="en-US" w:eastAsia="zh-CN" w:bidi="ar-SA"/>
+        </w:rPr>
+        <w:t>35.4</w:t>
+      </w:r>
+      <w:r>
+        <w:rPr>
+          <w:rFonts w:ascii="Times New Roman" w:hAnsi="Times New Roman" w:eastAsia="等线" w:cs="宋体"/>
+          <w:sz w:val="24"/>
+          <w:szCs w:val="22"/>
+          <w:lang w:val="en-US" w:eastAsia="zh-CN" w:bidi="ar-SA"/>
+        </w:rPr>
+        <w:t>,</w:t>
+      </w:r>
+      <w:r>
+        <w:rPr>
+          <w:rFonts w:hint="eastAsia" w:ascii="Times New Roman" w:hAnsi="Times New Roman" w:eastAsia="等线" w:cs="宋体"/>
+          <w:sz w:val="24"/>
+          <w:szCs w:val="22"/>
+          <w:lang w:val="en-US" w:eastAsia="zh-CN" w:bidi="ar-SA"/>
+        </w:rPr>
+        <w:t>35.4</w:t>
+      </w:r>
+      <w:r>
+        <w:rPr>
+          <w:rFonts w:ascii="Times New Roman" w:hAnsi="Times New Roman" w:eastAsia="等线" w:cs="宋体"/>
+          <w:sz w:val="24"/>
+          <w:szCs w:val="22"/>
+          <w:lang w:val="en-US" w:eastAsia="zh-CN" w:bidi="ar-SA"/>
+        </w:rPr>
+        <w:t>) }}</w:t>
+      </w:r>
+    </w:p>
+    <w:p>
+      <w:pPr>
+        <w:widowControl/>
+        <w:rPr>
+          <w:rFonts w:ascii="微软雅黑" w:hAnsi="微软雅黑" w:eastAsia="微软雅黑" w:cs="微软雅黑"/>
+          <w:b/>
+          <w:bCs/>
+          <w:color w:val="61964C"/>
+          <w:sz w:val="20"/>
+          <w:szCs w:val="20"/>
+          <w:lang w:val="en-US" w:eastAsia="zh-CN" w:bidi="ar-SA"/>
+        </w:rPr>
+      </w:pPr>
+      <w:r>
+        <w:rPr>
+          <w:rFonts w:hint="eastAsia" w:ascii="微软雅黑" w:hAnsi="微软雅黑" w:eastAsia="微软雅黑" w:cs="微软雅黑"/>
+          <w:b/>
+          <w:bCs/>
+          <w:color w:val="61964C"/>
+          <w:sz w:val="20"/>
+          <w:szCs w:val="20"/>
+          <w:lang w:val="en-US" w:eastAsia="zh-CN" w:bidi="ar-SA"/>
+        </w:rPr>
+        <w:t>诺禾医学   诺禾在线   扫码认证</w:t>
+      </w:r>
+    </w:p>
+    <w:p>
+      <w:pPr>
+        <w:widowControl/>
+        <w:rPr>
+          <w:rFonts w:ascii="Times New Roman" w:hAnsi="Times New Roman" w:eastAsia="等线" w:cs="宋体"/>
+          <w:sz w:val="24"/>
+          <w:szCs w:val="22"/>
+          <w:lang w:val="en-US" w:eastAsia="zh-CN" w:bidi="ar-SA"/>
+        </w:rPr>
+      </w:pPr>
+      <w:r>
+        <w:rPr>
+          <w:rFonts w:ascii="Times New Roman" w:hAnsi="Times New Roman" w:eastAsia="等线" w:cs="宋体"/>
+          <w:b/>
+          <w:bCs/>
+          <w:color w:val="61964C"/>
+          <w:sz w:val="28"/>
+          <w:szCs w:val="28"/>
+          <w:lang w:val="en-US" w:eastAsia="en-US" w:bidi="ar-SA"/>
+        </w:rPr>
+        <w:t>www.novogene.com</w:t>
+      </w:r>
+    </w:p>
+    <w:p>
+      <w:pPr>
+        <w:widowControl/>
+        <w:rPr>
+          <w:rFonts w:ascii="微软雅黑" w:hAnsi="微软雅黑" w:eastAsia="微软雅黑" w:cs="微软雅黑"/>
+          <w:b/>
+          <w:bCs/>
+          <w:sz w:val="24"/>
+          <w:szCs w:val="24"/>
+          <w:lang w:val="en-US" w:eastAsia="zh-CN" w:bidi="ar-SA"/>
+        </w:rPr>
+      </w:pPr>
+      <w:r>
+        <w:rPr>
+          <w:rFonts w:hint="eastAsia" w:ascii="微软雅黑" w:hAnsi="微软雅黑" w:eastAsia="微软雅黑" w:cs="微软雅黑"/>
+          <w:color w:val="7F7F7F"/>
+          <w:sz w:val="20"/>
+          <w:szCs w:val="20"/>
+          <w:lang w:val="en-US" w:eastAsia="zh-CN" w:bidi="ar-SA"/>
+        </w:rPr>
+        <w:drawing>
+          <wp:anchor distT="0" distB="0" distL="0" distR="0" simplePos="0" relativeHeight="251670528" behindDoc="1" locked="0" layoutInCell="1" allowOverlap="1">
+            <wp:simplePos x="0" y="0"/>
+            <wp:positionH relativeFrom="column">
+              <wp:posOffset>4900295</wp:posOffset>
+            </wp:positionH>
+            <wp:positionV relativeFrom="paragraph">
+              <wp:posOffset>224790</wp:posOffset>
+            </wp:positionV>
+            <wp:extent cx="1369060" cy="389255"/>
+            <wp:effectExtent l="0" t="0" r="2540" b="6350"/>
+            <wp:wrapNone/>
+            <wp:docPr id="12" name="图片 12" descr="C:\Users\JT\Desktop\2019.3.1-诺禾致源logo-最新版\logo-透明底.pnglogo-透明底"/>
+            <wp:cNvGraphicFramePr>
+              <a:graphicFrameLocks xmlns:a="http://schemas.openxmlformats.org/drawingml/2006/main" noChangeAspect="1"/>
+            </wp:cNvGraphicFramePr>
+            <a:graphic xmlns:a="http://schemas.openxmlformats.org/drawingml/2006/main">
+              <a:graphicData uri="http://schemas.openxmlformats.org/drawingml/2006/picture">
+                <pic:pic xmlns:pic="http://schemas.openxmlformats.org/drawingml/2006/picture">
+                  <pic:nvPicPr>
+                    <pic:cNvPr id="12" name="图片 12" descr="C:\Users\JT\Desktop\2019.3.1-诺禾致源logo-最新版\logo-透明底.pnglogo-透明底"/>
+                    <pic:cNvPicPr>
+                      <a:picLocks noChangeAspect="1"/>
+                    </pic:cNvPicPr>
+                  </pic:nvPicPr>
+                  <pic:blipFill>
+                    <a:blip r:embed="rId17"/>
+                    <a:srcRect/>
+                    <a:stretch>
+                      <a:fillRect/>
+                    </a:stretch>
+                  </pic:blipFill>
+                  <pic:spPr>
+                    <a:xfrm>
+                      <a:off x="0" y="0"/>
+                      <a:ext cx="1369060" cy="389255"/>
+                    </a:xfrm>
+                    <a:prstGeom prst="rect">
+                      <a:avLst/>
+                    </a:prstGeom>
+                  </pic:spPr>
+                </pic:pic>
+              </a:graphicData>
+            </a:graphic>
+          </wp:anchor>
+        </w:drawing>
+      </w:r>
+      <w:r>
+        <w:rPr>
+          <w:rFonts w:hint="eastAsia" w:ascii="微软雅黑" w:hAnsi="微软雅黑" w:eastAsia="微软雅黑" w:cs="微软雅黑"/>
+          <w:b/>
+          <w:bCs/>
+          <w:sz w:val="24"/>
+          <w:szCs w:val="24"/>
+          <w:lang w:val="en-US" w:eastAsia="zh-CN" w:bidi="ar-SA"/>
+        </w:rPr>
+        <w:t>中国 · 美国 · 英国 · 新加坡 · 荷兰 · 日本</w:t>
+      </w:r>
+    </w:p>
+    <w:p>
+      <w:pPr>
+        <w:widowControl/>
+        <w:rPr>
+          <w:rFonts w:ascii="Times New Roman" w:hAnsi="Times New Roman" w:eastAsia="等线" w:cs="宋体"/>
+          <w:sz w:val="22"/>
+          <w:szCs w:val="22"/>
+          <w:lang w:val="en-US" w:eastAsia="zh-CN" w:bidi="ar-SA"/>
+        </w:rPr>
+      </w:pPr>
+      <w:r>
+        <w:rPr>
+          <w:rFonts w:ascii="Times New Roman" w:hAnsi="Times New Roman" w:eastAsia="等线" w:cs="宋体"/>
+          <w:sz w:val="22"/>
+          <w:szCs w:val="22"/>
+          <w:lang w:val="en-US" w:eastAsia="en-US" w:bidi="ar-SA"/>
+        </w:rPr>
+        <w:t>China</w:t>
+      </w:r>
+      <w:r>
+        <w:rPr>
+          <w:rFonts w:hint="eastAsia" w:ascii="Times New Roman" w:hAnsi="Times New Roman" w:eastAsia="等线" w:cs="宋体"/>
+          <w:sz w:val="22"/>
+          <w:szCs w:val="22"/>
+          <w:lang w:val="en-US" w:eastAsia="zh-CN" w:bidi="ar-SA"/>
+        </w:rPr>
+        <w:t xml:space="preserve"> </w:t>
+      </w:r>
+      <w:r>
+        <w:rPr>
+          <w:rFonts w:ascii="Times New Roman" w:hAnsi="Times New Roman" w:eastAsia="等线" w:cs="宋体"/>
+          <w:b/>
+          <w:bCs/>
+          <w:sz w:val="24"/>
+          <w:szCs w:val="24"/>
+          <w:lang w:val="en-US" w:eastAsia="zh-CN" w:bidi="ar-SA"/>
+        </w:rPr>
+        <w:t>·</w:t>
+      </w:r>
+      <w:r>
+        <w:rPr>
+          <w:rFonts w:hint="eastAsia" w:ascii="Times New Roman" w:hAnsi="Times New Roman" w:eastAsia="等线" w:cs="宋体"/>
+          <w:b/>
+          <w:bCs/>
+          <w:sz w:val="24"/>
+          <w:szCs w:val="24"/>
+          <w:lang w:val="en-US" w:eastAsia="zh-CN" w:bidi="ar-SA"/>
+        </w:rPr>
+        <w:t xml:space="preserve"> </w:t>
+      </w:r>
+      <w:r>
+        <w:rPr>
+          <w:rFonts w:ascii="Times New Roman" w:hAnsi="Times New Roman" w:eastAsia="等线" w:cs="宋体"/>
+          <w:sz w:val="22"/>
+          <w:szCs w:val="22"/>
+          <w:lang w:val="en-US" w:eastAsia="en-US" w:bidi="ar-SA"/>
+        </w:rPr>
+        <w:t>USA</w:t>
+      </w:r>
+      <w:r>
+        <w:rPr>
+          <w:rFonts w:hint="eastAsia" w:ascii="Times New Roman" w:hAnsi="Times New Roman" w:eastAsia="等线" w:cs="宋体"/>
+          <w:sz w:val="22"/>
+          <w:szCs w:val="22"/>
+          <w:lang w:val="en-US" w:eastAsia="zh-CN" w:bidi="ar-SA"/>
+        </w:rPr>
+        <w:t xml:space="preserve"> </w:t>
+      </w:r>
+      <w:r>
+        <w:rPr>
+          <w:rFonts w:ascii="Times New Roman" w:hAnsi="Times New Roman" w:eastAsia="等线" w:cs="宋体"/>
+          <w:b/>
+          <w:bCs/>
+          <w:sz w:val="24"/>
+          <w:szCs w:val="24"/>
+          <w:lang w:val="en-US" w:eastAsia="zh-CN" w:bidi="ar-SA"/>
+        </w:rPr>
+        <w:t>·</w:t>
+      </w:r>
+      <w:r>
+        <w:rPr>
+          <w:rFonts w:hint="eastAsia" w:ascii="Times New Roman" w:hAnsi="Times New Roman" w:eastAsia="等线" w:cs="宋体"/>
+          <w:b/>
+          <w:bCs/>
+          <w:sz w:val="24"/>
+          <w:szCs w:val="24"/>
+          <w:lang w:val="en-US" w:eastAsia="zh-CN" w:bidi="ar-SA"/>
+        </w:rPr>
+        <w:t xml:space="preserve"> </w:t>
+      </w:r>
+      <w:r>
+        <w:rPr>
+          <w:rFonts w:ascii="Times New Roman" w:hAnsi="Times New Roman" w:eastAsia="等线" w:cs="宋体"/>
+          <w:sz w:val="22"/>
+          <w:szCs w:val="22"/>
+          <w:lang w:val="en-US" w:eastAsia="en-US" w:bidi="ar-SA"/>
+        </w:rPr>
+        <w:t>UK</w:t>
+      </w:r>
+      <w:r>
+        <w:rPr>
+          <w:rFonts w:hint="eastAsia" w:ascii="Times New Roman" w:hAnsi="Times New Roman" w:eastAsia="等线" w:cs="宋体"/>
+          <w:sz w:val="22"/>
+          <w:szCs w:val="22"/>
+          <w:lang w:val="en-US" w:eastAsia="zh-CN" w:bidi="ar-SA"/>
+        </w:rPr>
+        <w:t xml:space="preserve"> </w:t>
+      </w:r>
+      <w:r>
+        <w:rPr>
+          <w:rFonts w:ascii="Times New Roman" w:hAnsi="Times New Roman" w:eastAsia="等线" w:cs="宋体"/>
+          <w:b/>
+          <w:bCs/>
+          <w:sz w:val="24"/>
+          <w:szCs w:val="24"/>
+          <w:lang w:val="en-US" w:eastAsia="zh-CN" w:bidi="ar-SA"/>
+        </w:rPr>
+        <w:t>·</w:t>
+      </w:r>
+      <w:r>
+        <w:rPr>
+          <w:rFonts w:hint="eastAsia" w:ascii="Times New Roman" w:hAnsi="Times New Roman" w:eastAsia="等线" w:cs="宋体"/>
+          <w:b/>
+          <w:bCs/>
+          <w:sz w:val="24"/>
+          <w:szCs w:val="24"/>
+          <w:lang w:val="en-US" w:eastAsia="zh-CN" w:bidi="ar-SA"/>
+        </w:rPr>
+        <w:t xml:space="preserve"> </w:t>
+      </w:r>
+      <w:r>
+        <w:rPr>
+          <w:rFonts w:ascii="Times New Roman" w:hAnsi="Times New Roman" w:eastAsia="等线" w:cs="宋体"/>
+          <w:sz w:val="22"/>
+          <w:szCs w:val="22"/>
+          <w:lang w:val="en-US" w:eastAsia="en-US" w:bidi="ar-SA"/>
+        </w:rPr>
+        <w:t>Singapore</w:t>
+      </w:r>
+      <w:r>
+        <w:rPr>
+          <w:rFonts w:hint="eastAsia" w:ascii="Times New Roman" w:hAnsi="Times New Roman" w:eastAsia="等线" w:cs="宋体"/>
+          <w:sz w:val="22"/>
+          <w:szCs w:val="22"/>
+          <w:lang w:val="en-US" w:eastAsia="zh-CN" w:bidi="ar-SA"/>
+        </w:rPr>
+        <w:t xml:space="preserve"> </w:t>
+      </w:r>
+      <w:r>
+        <w:rPr>
+          <w:rFonts w:ascii="Times New Roman" w:hAnsi="Times New Roman" w:eastAsia="等线" w:cs="宋体"/>
+          <w:b/>
+          <w:bCs/>
+          <w:sz w:val="24"/>
+          <w:szCs w:val="24"/>
+          <w:lang w:val="en-US" w:eastAsia="zh-CN" w:bidi="ar-SA"/>
+        </w:rPr>
+        <w:t>·</w:t>
+      </w:r>
+      <w:r>
+        <w:rPr>
+          <w:rFonts w:hint="eastAsia" w:ascii="Times New Roman" w:hAnsi="Times New Roman" w:eastAsia="等线" w:cs="宋体"/>
+          <w:b/>
+          <w:bCs/>
+          <w:sz w:val="24"/>
+          <w:szCs w:val="24"/>
+          <w:lang w:val="en-US" w:eastAsia="zh-CN" w:bidi="ar-SA"/>
+        </w:rPr>
+        <w:t xml:space="preserve"> </w:t>
+      </w:r>
+      <w:r>
+        <w:rPr>
+          <w:rFonts w:ascii="Times New Roman" w:hAnsi="Times New Roman" w:eastAsia="等线" w:cs="宋体"/>
+          <w:sz w:val="22"/>
+          <w:szCs w:val="22"/>
+          <w:lang w:val="en-US" w:eastAsia="en-US" w:bidi="ar-SA"/>
+        </w:rPr>
+        <w:t>Netherlands</w:t>
+      </w:r>
+      <w:r>
+        <w:rPr>
+          <w:rFonts w:hint="eastAsia" w:ascii="Times New Roman" w:hAnsi="Times New Roman" w:eastAsia="等线" w:cs="宋体"/>
+          <w:sz w:val="22"/>
+          <w:szCs w:val="22"/>
+          <w:lang w:val="en-US" w:eastAsia="zh-CN" w:bidi="ar-SA"/>
+        </w:rPr>
+        <w:t xml:space="preserve"> </w:t>
+      </w:r>
+      <w:r>
+        <w:rPr>
+          <w:rFonts w:ascii="Times New Roman" w:hAnsi="Times New Roman" w:eastAsia="等线" w:cs="宋体"/>
+          <w:b/>
+          <w:bCs/>
+          <w:sz w:val="24"/>
+          <w:szCs w:val="24"/>
+          <w:lang w:val="en-US" w:eastAsia="zh-CN" w:bidi="ar-SA"/>
+        </w:rPr>
+        <w:t>·</w:t>
+      </w:r>
+      <w:r>
+        <w:rPr>
+          <w:rFonts w:hint="eastAsia" w:ascii="Times New Roman" w:hAnsi="Times New Roman" w:eastAsia="等线" w:cs="宋体"/>
+          <w:b/>
+          <w:bCs/>
+          <w:sz w:val="24"/>
+          <w:szCs w:val="24"/>
+          <w:lang w:val="en-US" w:eastAsia="zh-CN" w:bidi="ar-SA"/>
+        </w:rPr>
+        <w:t xml:space="preserve"> </w:t>
+      </w:r>
+      <w:r>
+        <w:rPr>
+          <w:rFonts w:hint="eastAsia" w:ascii="Times New Roman" w:hAnsi="Times New Roman" w:eastAsia="等线" w:cs="宋体"/>
+          <w:sz w:val="22"/>
+          <w:szCs w:val="22"/>
+          <w:lang w:val="en-US" w:eastAsia="zh-CN" w:bidi="ar-SA"/>
+        </w:rPr>
+        <w:t>J</w:t>
+      </w:r>
+      <w:r>
+        <w:rPr>
+          <w:rFonts w:ascii="Times New Roman" w:hAnsi="Times New Roman" w:eastAsia="等线" w:cs="宋体"/>
+          <w:sz w:val="22"/>
+          <w:szCs w:val="22"/>
+          <w:lang w:val="en-US" w:eastAsia="en-US" w:bidi="ar-SA"/>
+        </w:rPr>
+        <w:t>apan</w:t>
+      </w:r>
+    </w:p>
     <w:sectPr>
-      <w:headerReference r:id="rId5" w:type="default"/>
-      <w:footerReference r:id="rId6" w:type="default"/>
-      <w:pgSz w:w="11910" w:h="16840"/>
-      <w:pgMar w:top="1540" w:right="880" w:bottom="920" w:left="1020" w:header="709" w:footer="656" w:gutter="0"/>
-      <w:pgNumType w:fmt="decimal"/>
-      <w:cols w:space="720" w:num="1"/>
+      <w:headerReference r:id="rId7" w:type="default"/>
+      <w:footerReference r:id="rId8" w:type="default"/>
+      <w:pgSz w:w="11906" w:h="16838"/>
+      <w:pgMar w:top="850" w:right="850" w:bottom="850" w:left="850" w:header="851" w:footer="992" w:gutter="0"/>
+      <w:cols w:space="425" w:num="1"/>
+      <w:docGrid w:type="lines" w:linePitch="312" w:charSpace="0"/>
     </w:sectPr>
   </w:body>
 </w:document>
@@ -4792,9 +5801,109 @@
 </w:ftr>
 </file>
 
+<file path=word/footer4.xml><?xml version="1.0" encoding="utf-8"?>
+<w:ftr xmlns:wpc="http://schemas.microsoft.com/office/word/2010/wordprocessingCanvas" xmlns:mc="http://schemas.openxmlformats.org/markup-compatibility/2006" xmlns:o="urn:schemas-microsoft-com:office:office" xmlns:r="http://schemas.openxmlformats.org/officeDocument/2006/relationships" xmlns:m="http://schemas.openxmlformats.org/officeDocument/2006/math" xmlns:v="urn:schemas-microsoft-com:vml" xmlns:wp14="http://schemas.microsoft.com/office/word/2010/wordprocessingDrawing" xmlns:wp="http://schemas.openxmlformats.org/drawingml/2006/wordprocessingDrawing" xmlns:w10="urn:schemas-microsoft-com:office:word" xmlns:w="http://schemas.openxmlformats.org/wordprocessingml/2006/main" xmlns:w14="http://schemas.microsoft.com/office/word/2010/wordml" xmlns:w15="http://schemas.microsoft.com/office/word/2012/wordml" xmlns:wpg="http://schemas.microsoft.com/office/word/2010/wordprocessingGroup" xmlns:wpi="http://schemas.microsoft.com/office/word/2010/wordprocessingInk" xmlns:wne="http://schemas.microsoft.com/office/word/2006/wordml" xmlns:wps="http://schemas.microsoft.com/office/word/2010/wordprocessingShape" xmlns:wpsCustomData="http://www.wps.cn/officeDocument/2013/wpsCustomData" mc:Ignorable="w14 w15 wp14">
+  <w:p>
+    <w:pPr>
+      <w:widowControl w:val="0"/>
+      <w:tabs>
+        <w:tab w:val="center" w:pos="4153"/>
+        <w:tab w:val="right" w:pos="8306"/>
+      </w:tabs>
+      <w:snapToGrid w:val="0"/>
+      <w:rPr>
+        <w:rFonts w:ascii="宋体" w:hAnsi="宋体" w:eastAsia="宋体" w:cs="宋体"/>
+        <w:sz w:val="18"/>
+        <w:szCs w:val="18"/>
+        <w:lang w:val="en-US" w:eastAsia="en-US" w:bidi="ar-SA"/>
+      </w:rPr>
+    </w:pPr>
+  </w:p>
+</w:ftr>
+</file>
+
 <file path=word/header1.xml><?xml version="1.0" encoding="utf-8"?>
 <w:hdr xmlns:wpc="http://schemas.microsoft.com/office/word/2010/wordprocessingCanvas" xmlns:mc="http://schemas.openxmlformats.org/markup-compatibility/2006" xmlns:o="urn:schemas-microsoft-com:office:office" xmlns:r="http://schemas.openxmlformats.org/officeDocument/2006/relationships" xmlns:m="http://schemas.openxmlformats.org/officeDocument/2006/math" xmlns:v="urn:schemas-microsoft-com:vml" xmlns:wp14="http://schemas.microsoft.com/office/word/2010/wordprocessingDrawing" xmlns:wp="http://schemas.openxmlformats.org/drawingml/2006/wordprocessingDrawing" xmlns:w10="urn:schemas-microsoft-com:office:word" xmlns:w="http://schemas.openxmlformats.org/wordprocessingml/2006/main" xmlns:w14="http://schemas.microsoft.com/office/word/2010/wordml" xmlns:w15="http://schemas.microsoft.com/office/word/2012/wordml" xmlns:wpg="http://schemas.microsoft.com/office/word/2010/wordprocessingGroup" xmlns:wpi="http://schemas.microsoft.com/office/word/2010/wordprocessingInk" xmlns:wne="http://schemas.microsoft.com/office/word/2006/wordml" xmlns:wps="http://schemas.microsoft.com/office/word/2010/wordprocessingShape" xmlns:wpsCustomData="http://www.wps.cn/officeDocument/2013/wpsCustomData" mc:Ignorable="w14 w15 wp14">
   <w:p/>
+</w:hdr>
+</file>
+
+<file path=word/header2.xml><?xml version="1.0" encoding="utf-8"?>
+<w:hdr xmlns:wpc="http://schemas.microsoft.com/office/word/2010/wordprocessingCanvas" xmlns:mc="http://schemas.openxmlformats.org/markup-compatibility/2006" xmlns:o="urn:schemas-microsoft-com:office:office" xmlns:r="http://schemas.openxmlformats.org/officeDocument/2006/relationships" xmlns:m="http://schemas.openxmlformats.org/officeDocument/2006/math" xmlns:v="urn:schemas-microsoft-com:vml" xmlns:wp14="http://schemas.microsoft.com/office/word/2010/wordprocessingDrawing" xmlns:wp="http://schemas.openxmlformats.org/drawingml/2006/wordprocessingDrawing" xmlns:w10="urn:schemas-microsoft-com:office:word" xmlns:w="http://schemas.openxmlformats.org/wordprocessingml/2006/main" xmlns:w14="http://schemas.microsoft.com/office/word/2010/wordml" xmlns:w15="http://schemas.microsoft.com/office/word/2012/wordml" xmlns:wpg="http://schemas.microsoft.com/office/word/2010/wordprocessingGroup" xmlns:wpi="http://schemas.microsoft.com/office/word/2010/wordprocessingInk" xmlns:wne="http://schemas.microsoft.com/office/word/2006/wordml" xmlns:wps="http://schemas.microsoft.com/office/word/2010/wordprocessingShape" xmlns:wpsCustomData="http://www.wps.cn/officeDocument/2013/wpsCustomData" mc:Ignorable="w14 w15 wp14">
+  <w:p>
+    <w:pPr>
+      <w:widowControl w:val="0"/>
+      <w:pBdr>
+        <w:top w:val="none" w:color="auto" w:sz="0" w:space="1"/>
+        <w:left w:val="none" w:color="auto" w:sz="0" w:space="4"/>
+        <w:bottom w:val="none" w:color="auto" w:sz="0" w:space="1"/>
+        <w:right w:val="none" w:color="auto" w:sz="0" w:space="4"/>
+      </w:pBdr>
+      <w:tabs>
+        <w:tab w:val="center" w:pos="4153"/>
+        <w:tab w:val="right" w:pos="8306"/>
+      </w:tabs>
+      <w:snapToGrid w:val="0"/>
+      <w:jc w:val="right"/>
+      <w:rPr>
+        <w:rFonts w:ascii="宋体" w:hAnsi="宋体" w:eastAsia="宋体" w:cs="宋体"/>
+        <w:sz w:val="18"/>
+        <w:szCs w:val="22"/>
+        <w:lang w:val="en-US" w:eastAsia="zh-CN" w:bidi="ar-SA"/>
+      </w:rPr>
+    </w:pPr>
+    <w:r>
+      <w:rPr>
+        <w:rFonts w:eastAsia="Calibri"/>
+      </w:rPr>
+      <w:drawing>
+        <wp:anchor distT="0" distB="0" distL="114300" distR="114300" simplePos="0" relativeHeight="251671552" behindDoc="1" locked="0" layoutInCell="1" allowOverlap="1">
+          <wp:simplePos x="0" y="0"/>
+          <wp:positionH relativeFrom="column">
+            <wp:posOffset>125095</wp:posOffset>
+          </wp:positionH>
+          <wp:positionV relativeFrom="paragraph">
+            <wp:posOffset>-269875</wp:posOffset>
+          </wp:positionV>
+          <wp:extent cx="2660650" cy="399415"/>
+          <wp:effectExtent l="0" t="0" r="6350" b="0"/>
+          <wp:wrapNone/>
+          <wp:docPr id="9" name="图片 9" descr="微信图片_202209211122152"/>
+          <wp:cNvGraphicFramePr>
+            <a:graphicFrameLocks xmlns:a="http://schemas.openxmlformats.org/drawingml/2006/main" noChangeAspect="1"/>
+          </wp:cNvGraphicFramePr>
+          <a:graphic xmlns:a="http://schemas.openxmlformats.org/drawingml/2006/main">
+            <a:graphicData uri="http://schemas.openxmlformats.org/drawingml/2006/picture">
+              <pic:pic xmlns:pic="http://schemas.openxmlformats.org/drawingml/2006/picture">
+                <pic:nvPicPr>
+                  <pic:cNvPr id="9" name="图片 9" descr="微信图片_202209211122152"/>
+                  <pic:cNvPicPr>
+                    <a:picLocks noChangeAspect="1"/>
+                  </pic:cNvPicPr>
+                </pic:nvPicPr>
+                <pic:blipFill>
+                  <a:blip r:embed="rId1"/>
+                  <a:srcRect b="-16821"/>
+                  <a:stretch>
+                    <a:fillRect/>
+                  </a:stretch>
+                </pic:blipFill>
+                <pic:spPr>
+                  <a:xfrm>
+                    <a:off x="0" y="0"/>
+                    <a:ext cx="2660650" cy="399415"/>
+                  </a:xfrm>
+                  <a:prstGeom prst="rect">
+                    <a:avLst/>
+                  </a:prstGeom>
+                </pic:spPr>
+              </pic:pic>
+            </a:graphicData>
+          </a:graphic>
+        </wp:anchor>
+      </w:drawing>
+    </w:r>
+  </w:p>
 </w:hdr>
 </file>
 
@@ -8715,6 +9824,7 @@
   <customSectProps>
     <customSectPr/>
     <customSectPr/>
+    <customSectPr/>
   </customSectProps>
   <customShpExts>
     <customShpInfo spid="_x0000_s1026" textRotate="1"/>
